--- a/QED Course/Lesson 39 Deriving the Electromagnetic Interaction.docx
+++ b/QED Course/Lesson 39 Deriving the Electromagnetic Interaction.docx
@@ -2490,7 +2490,7 @@
           </w:tcPr>
           <w:p>
             <w:r>
-              <w:t>Challenge: using ℒ = ψ̄(iγ^μ∂_μ−m)ψ+eψ̄γ^μψA_μ (the electron case), derive the Euler Lagrange equation for ψ̄ (treating ψ and ψ̄ as independent fields, following the method of Lesson 26 applied to the Dirac Lagrangian), and show it reproduces the gauged Dirac equation (iγ^μ(∂_μ−ieA_μ)−m)ψ=0 directly from the variational principle, without going through the covariant-derivative shortcut of Section 1.</w:t>
+              <w:t>Challenge: using ℒ = ψ̄(iγ^μ∂_μ−m)ψ+eψ̄γ^μψA_μ (the electron case), derive the Euler–Lagrange equation for ψ̄ (treating ψ and ψ̄ as independent fields, following the method of Lesson 26 applied to the Dirac Lagrangian), and show it reproduces the gauged Dirac equation (iγ^μ(∂_μ−ieA_μ)−m)ψ=0 directly from the variational principle, without going through the covariant-derivative shortcut of Section 1.</w:t>
             </w:r>
           </w:p>
         </w:tc>
@@ -2711,7 +2711,7 @@
         <w:t xml:space="preserve"> </w:t>
       </w:r>
       <w:r>
-        <w:t>Under A_μ→A_μ+∂_μλ, ℒ_int changes by −j^μ∂_μλ = −∂_μ(j^μλ)+λ∂_μj^μ (integrating by parts formally, as in Lesson 8, Exercise 16's similar manipulation); the second term vanishes by ∂_μj^μ=0 (Lesson 23), and the first is a total derivative, which does not affect the Euler Lagrange equations (Lesson 24, Section 3, and Lesson 26), so ℒ_int is invariant under this residual gauge freedom up to a term with no physical consequence, exactly the robustness of gauge invariance already noted for the free Maxwell theory in Lesson 8, Section 4.2.</w:t>
+        <w:t>Under A_μ→A_μ+∂_μλ, ℒ_int changes by −j^μ∂_μλ = −∂_μ(j^μλ)+λ∂_μj^μ (integrating by parts formally, as in Lesson 8, Exercise 16's similar manipulation); the second term vanishes by ∂_μj^μ=0 (Lesson 23), and the first is a total derivative, which does not affect the Euler–Lagrange equations (Lesson 24, Section 3, and Lesson 26), so ℒ_int is invariant under this residual gauge freedom up to a term with no physical consequence, exactly the robustness of gauge invariance already noted for the free Maxwell theory in Lesson 8, Section 4.2.</w:t>
       </w:r>
     </w:p>
     <w:p>
@@ -2725,7 +2725,7 @@
         <w:t xml:space="preserve"> </w:t>
       </w:r>
       <w:r>
-        <w:t>Varying S=∫d⁴x ℒ with respect to ψ̄ (treating ψ and ψ̄ as independent, Lesson 26, Section 2), with ℒ=ψ̄(iγ^μ∂_μ−m)ψ+eψ̄γ^μψA_μ = ψ̄[iγ^μ∂_μ−m+eγ^μA_μ]ψ, gives directly ∂ℒ/∂ψ̄=[iγ^μ∂_μ−m+eγ^μA_μ]ψ (since ℒ is already linear in ψ̄ with no derivatives of ψ̄ appearing, the Euler Lagrange equation ∂ℒ/∂ψ̄−∂_μ(∂ℒ/∂(∂_μψ̄))=0 reduces to just ∂ℒ/∂ψ̄=0). Setting this to zero, (iγ^μ∂_μ+eγ^μA_μ−m)ψ=0, that is iγ^μ(∂_μ−ieA_μ)ψ−mψ=0 (using eγ^μA_μ=iγ^μ(−ieA_μ), verified by iγ^μ(−ieA_μ)=−i²eγ^μA_μ=eγ^μA_μ), which is (iγ^μD_μ−m)ψ=0 with D_μ=∂_μ−ieA_μ, exactly the electron's covariant derivative with q=−e, confirmed directly from the variational principle with no reference to the covariant-derivative shortcut.</w:t>
+        <w:t>Varying S=∫d⁴x ℒ with respect to ψ̄ (treating ψ and ψ̄ as independent, Lesson 26, Section 2), with ℒ=ψ̄(iγ^μ∂_μ−m)ψ+eψ̄γ^μψA_μ = ψ̄[iγ^μ∂_μ−m+eγ^μA_μ]ψ, gives directly ∂ℒ/∂ψ̄=[iγ^μ∂_μ−m+eγ^μA_μ]ψ (since ℒ is already linear in ψ̄ with no derivatives of ψ̄ appearing, the Euler–Lagrange equation ∂ℒ/∂ψ̄−∂_μ(∂ℒ/∂(∂_μψ̄))=0 reduces to just ∂ℒ/∂ψ̄=0). Setting this to zero, (iγ^μ∂_μ+eγ^μA_μ−m)ψ=0, that is iγ^μ(∂_μ−ieA_μ)ψ−mψ=0 (using eγ^μA_μ=iγ^μ(−ieA_μ), verified by iγ^μ(−ieA_μ)=−i²eγ^μA_μ=eγ^μA_μ), which is (iγ^μD_μ−m)ψ=0 with D_μ=∂_μ−ieA_μ, exactly the electron's covariant derivative with q=−e, confirmed directly from the variational principle with no reference to the covariant-derivative shortcut.</w:t>
       </w:r>
     </w:p>
     <w:p>
